--- a/01_Python_Essentials/L05-loops/ASSIGNMENT_guess_number.docx
+++ b/01_Python_Essentials/L05-loops/ASSIGNMENT_guess_number.docx
@@ -3,44 +3,76 @@
 <w:document xmlns:wpc="http://schemas.microsoft.com/office/word/2010/wordprocessingCanvas" xmlns:cx="http://schemas.microsoft.com/office/drawing/2014/chartex" xmlns:cx1="http://schemas.microsoft.com/office/drawing/2015/9/8/chartex" xmlns:cx2="http://schemas.microsoft.com/office/drawing/2015/10/21/chartex" xmlns:cx3="http://schemas.microsoft.com/office/drawing/2016/5/9/chartex" xmlns:cx4="http://schemas.microsoft.com/office/drawing/2016/5/10/chartex" xmlns:cx5="http://schemas.microsoft.com/office/drawing/2016/5/11/chartex" xmlns:cx6="http://schemas.microsoft.com/office/drawing/2016/5/12/chartex" xmlns:cx7="http://schemas.microsoft.com/office/drawing/2016/5/13/chartex" xmlns:cx8="http://schemas.microsoft.com/office/drawing/2016/5/14/chartex" xmlns:mc="http://schemas.openxmlformats.org/markup-compatibility/2006" xmlns:aink="http://schemas.microsoft.com/office/drawing/2016/ink" xmlns:am3d="http://schemas.microsoft.com/office/drawing/2017/model3d" xmlns:o="urn:schemas-microsoft-com:office:office" xmlns:oel="http://schemas.microsoft.com/office/2019/extlst" xmlns:r="http://schemas.openxmlformats.org/officeDocument/2006/relationships" xmlns:m="http://schemas.openxmlformats.org/officeDocument/2006/math" xmlns:v="urn:schemas-microsoft-com:vml" xmlns:wp14="http://schemas.microsoft.com/office/word/2010/wordprocessingDrawing" xmlns:wp="http://schemas.openxmlformats.org/drawingml/2006/wordprocessingDrawing" xmlns:w10="urn:schemas-microsoft-com:office:word" xmlns:w="http://schemas.openxmlformats.org/wordprocessingml/2006/main" xmlns:w14="http://schemas.microsoft.com/office/word/2010/wordml" xmlns:w15="http://schemas.microsoft.com/office/word/2012/wordml" xmlns:w16cex="http://schemas.microsoft.com/office/word/2018/wordml/cex" xmlns:w16cid="http://schemas.microsoft.com/office/word/2016/wordml/cid" xmlns:w16="http://schemas.microsoft.com/office/word/2018/wordml" xmlns:w16du="http://schemas.microsoft.com/office/word/2023/wordml/word16du" xmlns:w16sdtdh="http://schemas.microsoft.com/office/word/2020/wordml/sdtdatahash" xmlns:w16sdtfl="http://schemas.microsoft.com/office/word/2024/wordml/sdtformatlock" xmlns:w16se="http://schemas.microsoft.com/office/word/2015/wordml/symex" xmlns:wpg="http://schemas.microsoft.com/office/word/2010/wordprocessingGroup" xmlns:wpi="http://schemas.microsoft.com/office/word/2010/wordprocessingInk" xmlns:wne="http://schemas.microsoft.com/office/word/2006/wordml" xmlns:wps="http://schemas.microsoft.com/office/word/2010/wordprocessingShape" mc:Ignorable="w14 w15 w16se w16cid w16 w16cex w16sdtdh w16sdtfl w16du wp14">
   <w:body>
     <w:p>
-      <w:r>
-        <w:rPr>
-          <w:b/>
-          <w:bCs/>
-        </w:rPr>
-        <w:t xml:space="preserve">ASSIGNMENT: </w:t>
-      </w:r>
-      <w:r>
-        <w:rPr>
-          <w:b/>
-          <w:bCs/>
-        </w:rPr>
-        <w:t xml:space="preserve"> Number Guessing Game</w:t>
-      </w:r>
-    </w:p>
-    <w:p>
-      <w:r>
-        <w:rPr>
-          <w:b/>
-          <w:bCs/>
+      <w:pPr>
+        <w:jc w:val="center"/>
+        <w:rPr>
+          <w:sz w:val="32"/>
+          <w:szCs w:val="32"/>
+        </w:rPr>
+      </w:pPr>
+      <w:r>
+        <w:rPr>
+          <w:b/>
+          <w:bCs/>
+          <w:sz w:val="32"/>
+          <w:szCs w:val="32"/>
+        </w:rPr>
+        <w:t>ASSIGNMENT:  Number Guessing Game</w:t>
+      </w:r>
+    </w:p>
+    <w:p>
+      <w:pPr>
+        <w:rPr>
+          <w:sz w:val="32"/>
+          <w:szCs w:val="32"/>
+        </w:rPr>
+      </w:pPr>
+      <w:r>
+        <w:rPr>
+          <w:b/>
+          <w:bCs/>
+          <w:sz w:val="32"/>
+          <w:szCs w:val="32"/>
         </w:rPr>
         <w:t xml:space="preserve"> </w:t>
       </w:r>
       <w:r>
+        <w:rPr>
+          <w:sz w:val="32"/>
+          <w:szCs w:val="32"/>
+        </w:rPr>
         <w:t>Create a Python program where the computer randomly selects a number and the user tries to guess it.</w:t>
       </w:r>
     </w:p>
     <w:p>
-      <w:r>
-        <w:rPr>
-          <w:b/>
-          <w:bCs/>
-        </w:rPr>
-        <w:t>## Problem Statement</w:t>
-      </w:r>
-    </w:p>
-    <w:p>
-      <w:r>
+      <w:pPr>
+        <w:rPr>
+          <w:sz w:val="32"/>
+          <w:szCs w:val="32"/>
+        </w:rPr>
+      </w:pPr>
+      <w:r>
+        <w:rPr>
+          <w:b/>
+          <w:bCs/>
+          <w:sz w:val="32"/>
+          <w:szCs w:val="32"/>
+        </w:rPr>
+        <w:t>Problem Statement</w:t>
+      </w:r>
+    </w:p>
+    <w:p>
+      <w:pPr>
+        <w:rPr>
+          <w:sz w:val="32"/>
+          <w:szCs w:val="32"/>
+        </w:rPr>
+      </w:pPr>
+      <w:r>
+        <w:rPr>
+          <w:sz w:val="32"/>
+          <w:szCs w:val="32"/>
+        </w:rPr>
         <w:t>Design a number guessing game where:</w:t>
       </w:r>
     </w:p>
@@ -51,8 +83,16 @@
           <w:ilvl w:val="0"/>
           <w:numId w:val="1"/>
         </w:numPr>
-      </w:pPr>
-      <w:r>
+        <w:rPr>
+          <w:sz w:val="32"/>
+          <w:szCs w:val="32"/>
+        </w:rPr>
+      </w:pPr>
+      <w:r>
+        <w:rPr>
+          <w:sz w:val="32"/>
+          <w:szCs w:val="32"/>
+        </w:rPr>
         <w:t>The computer generates a random number between 1 and 10</w:t>
       </w:r>
     </w:p>
@@ -63,8 +103,16 @@
           <w:ilvl w:val="0"/>
           <w:numId w:val="1"/>
         </w:numPr>
-      </w:pPr>
-      <w:r>
+        <w:rPr>
+          <w:sz w:val="32"/>
+          <w:szCs w:val="32"/>
+        </w:rPr>
+      </w:pPr>
+      <w:r>
+        <w:rPr>
+          <w:sz w:val="32"/>
+          <w:szCs w:val="32"/>
+        </w:rPr>
         <w:t>The user tries to guess the number</w:t>
       </w:r>
     </w:p>
@@ -75,105 +123,137 @@
           <w:ilvl w:val="0"/>
           <w:numId w:val="1"/>
         </w:numPr>
-      </w:pPr>
-      <w:r>
+        <w:rPr>
+          <w:sz w:val="32"/>
+          <w:szCs w:val="32"/>
+        </w:rPr>
+      </w:pPr>
+      <w:r>
+        <w:rPr>
+          <w:sz w:val="32"/>
+          <w:szCs w:val="32"/>
+        </w:rPr>
         <w:t>The program gives hints after each guess:</w:t>
       </w:r>
     </w:p>
     <w:p>
       <w:pPr>
         <w:ind w:left="720"/>
-      </w:pPr>
-      <w:r>
+        <w:rPr>
+          <w:sz w:val="32"/>
+          <w:szCs w:val="32"/>
+        </w:rPr>
+      </w:pPr>
+      <w:r>
+        <w:rPr>
+          <w:sz w:val="32"/>
+          <w:szCs w:val="32"/>
+        </w:rPr>
         <w:t xml:space="preserve">- Too high </w:t>
       </w:r>
     </w:p>
     <w:p>
       <w:pPr>
         <w:ind w:left="720"/>
-      </w:pPr>
-      <w:r>
+        <w:rPr>
+          <w:sz w:val="32"/>
+          <w:szCs w:val="32"/>
+        </w:rPr>
+      </w:pPr>
+      <w:r>
+        <w:rPr>
+          <w:sz w:val="32"/>
+          <w:szCs w:val="32"/>
+        </w:rPr>
         <w:t>- Too low</w:t>
       </w:r>
     </w:p>
     <w:p>
       <w:pPr>
         <w:ind w:left="720"/>
-      </w:pPr>
-      <w:r>
+        <w:rPr>
+          <w:sz w:val="32"/>
+          <w:szCs w:val="32"/>
+        </w:rPr>
+      </w:pPr>
+      <w:r>
+        <w:rPr>
+          <w:sz w:val="32"/>
+          <w:szCs w:val="32"/>
+        </w:rPr>
         <w:t>- Correct</w:t>
       </w:r>
     </w:p>
-    <w:p/>
-    <w:p>
-      <w:pPr>
-        <w:rPr>
-          <w:b/>
-          <w:bCs/>
-        </w:rPr>
-      </w:pPr>
-      <w:r>
-        <w:rPr>
-          <w:b/>
-          <w:bCs/>
-        </w:rPr>
-        <w:t>####</w:t>
-      </w:r>
-      <w:r>
-        <w:rPr>
-          <w:b/>
-          <w:bCs/>
-        </w:rPr>
-        <w:t xml:space="preserve"> </w:t>
-      </w:r>
-      <w:r>
-        <w:rPr>
-          <w:b/>
-          <w:bCs/>
-        </w:rPr>
-        <w:t xml:space="preserve">Use Below Skeleton Code </w:t>
-      </w:r>
-      <w:r>
-        <w:rPr>
-          <w:b/>
-          <w:bCs/>
-        </w:rPr>
-        <w:t>and</w:t>
-      </w:r>
-      <w:r>
-        <w:rPr>
-          <w:b/>
-          <w:bCs/>
-        </w:rPr>
-        <w:t xml:space="preserve"> Finish </w:t>
-      </w:r>
-      <w:r>
-        <w:rPr>
-          <w:b/>
-          <w:bCs/>
-        </w:rPr>
-        <w:t xml:space="preserve">The </w:t>
-      </w:r>
-      <w:r>
-        <w:rPr>
-          <w:b/>
-          <w:bCs/>
-        </w:rPr>
-        <w:t>Rest</w:t>
-      </w:r>
-    </w:p>
-    <w:p/>
-    <w:p>
-      <w:pPr>
-        <w:rPr>
-          <w:b/>
-          <w:bCs/>
-        </w:rPr>
-      </w:pPr>
-      <w:r>
-        <w:rPr>
-          <w:b/>
-          <w:bCs/>
+    <w:p>
+      <w:pPr>
+        <w:rPr>
+          <w:sz w:val="32"/>
+          <w:szCs w:val="32"/>
+        </w:rPr>
+      </w:pPr>
+    </w:p>
+    <w:p>
+      <w:pPr>
+        <w:rPr>
+          <w:b/>
+          <w:bCs/>
+          <w:sz w:val="32"/>
+          <w:szCs w:val="32"/>
+        </w:rPr>
+      </w:pPr>
+      <w:r>
+        <w:rPr>
+          <w:b/>
+          <w:bCs/>
+          <w:sz w:val="32"/>
+          <w:szCs w:val="32"/>
+        </w:rPr>
+        <w:t xml:space="preserve">Use Below Skeleton Code and Finish </w:t>
+      </w:r>
+      <w:proofErr w:type="gramStart"/>
+      <w:r>
+        <w:rPr>
+          <w:b/>
+          <w:bCs/>
+          <w:sz w:val="32"/>
+          <w:szCs w:val="32"/>
+        </w:rPr>
+        <w:t>The</w:t>
+      </w:r>
+      <w:proofErr w:type="gramEnd"/>
+      <w:r>
+        <w:rPr>
+          <w:b/>
+          <w:bCs/>
+          <w:sz w:val="32"/>
+          <w:szCs w:val="32"/>
+        </w:rPr>
+        <w:t xml:space="preserve"> Rest</w:t>
+      </w:r>
+    </w:p>
+    <w:p>
+      <w:pPr>
+        <w:rPr>
+          <w:sz w:val="32"/>
+          <w:szCs w:val="32"/>
+        </w:rPr>
+      </w:pPr>
+    </w:p>
+    <w:p>
+      <w:pPr>
+        <w:rPr>
+          <w:b/>
+          <w:bCs/>
+          <w:sz w:val="32"/>
+          <w:szCs w:val="32"/>
+        </w:rPr>
+      </w:pPr>
+      <w:r>
+        <w:rPr>
+          <w:b/>
+          <w:bCs/>
+          <w:sz w:val="32"/>
+          <w:szCs w:val="32"/>
         </w:rPr>
         <w:t>import random</w:t>
       </w:r>
@@ -183,20 +263,26 @@
         <w:rPr>
           <w:b/>
           <w:bCs/>
-        </w:rPr>
-      </w:pPr>
-    </w:p>
-    <w:p>
-      <w:pPr>
-        <w:rPr>
-          <w:b/>
-          <w:bCs/>
-        </w:rPr>
-      </w:pPr>
-      <w:r>
-        <w:rPr>
-          <w:b/>
-          <w:bCs/>
+          <w:sz w:val="32"/>
+          <w:szCs w:val="32"/>
+        </w:rPr>
+      </w:pPr>
+    </w:p>
+    <w:p>
+      <w:pPr>
+        <w:rPr>
+          <w:b/>
+          <w:bCs/>
+          <w:sz w:val="32"/>
+          <w:szCs w:val="32"/>
+        </w:rPr>
+      </w:pPr>
+      <w:r>
+        <w:rPr>
+          <w:b/>
+          <w:bCs/>
+          <w:sz w:val="32"/>
+          <w:szCs w:val="32"/>
         </w:rPr>
         <w:t># This generates a random number between 1 and 10</w:t>
       </w:r>
@@ -206,74 +292,150 @@
         <w:rPr>
           <w:b/>
           <w:bCs/>
-        </w:rPr>
-      </w:pPr>
-      <w:r>
-        <w:rPr>
-          <w:b/>
-          <w:bCs/>
-        </w:rPr>
-        <w:t>secret_number = random.randint(1, 10)</w:t>
-      </w:r>
-    </w:p>
-    <w:p>
-      <w:pPr>
-        <w:rPr>
-          <w:b/>
-          <w:bCs/>
-        </w:rPr>
-      </w:pPr>
-    </w:p>
-    <w:p>
-      <w:pPr>
-        <w:rPr>
-          <w:b/>
-          <w:bCs/>
-        </w:rPr>
-      </w:pPr>
-      <w:r>
-        <w:rPr>
-          <w:b/>
-          <w:bCs/>
-        </w:rPr>
-        <w:t>print("Welcome to the Number Guessing Game!")</w:t>
-      </w:r>
-    </w:p>
-    <w:p>
-      <w:pPr>
-        <w:rPr>
-          <w:b/>
-          <w:bCs/>
-        </w:rPr>
-      </w:pPr>
-      <w:r>
-        <w:rPr>
-          <w:b/>
-          <w:bCs/>
-        </w:rPr>
-        <w:t>print("Guess a number between 1 and 10")</w:t>
-      </w:r>
-    </w:p>
-    <w:p>
-      <w:pPr>
-        <w:rPr>
-          <w:b/>
-          <w:bCs/>
-        </w:rPr>
-      </w:pPr>
-    </w:p>
-    <w:p>
-      <w:pPr>
-        <w:rPr>
-          <w:b/>
-          <w:bCs/>
-        </w:rPr>
-      </w:pPr>
-      <w:r>
-        <w:rPr>
-          <w:b/>
-          <w:bCs/>
-        </w:rPr>
+          <w:sz w:val="32"/>
+          <w:szCs w:val="32"/>
+        </w:rPr>
+      </w:pPr>
+      <w:proofErr w:type="spellStart"/>
+      <w:r>
+        <w:rPr>
+          <w:b/>
+          <w:bCs/>
+          <w:sz w:val="32"/>
+          <w:szCs w:val="32"/>
+        </w:rPr>
+        <w:t>secret_number</w:t>
+      </w:r>
+      <w:proofErr w:type="spellEnd"/>
+      <w:r>
+        <w:rPr>
+          <w:b/>
+          <w:bCs/>
+          <w:sz w:val="32"/>
+          <w:szCs w:val="32"/>
+        </w:rPr>
+        <w:t xml:space="preserve"> = </w:t>
+      </w:r>
+      <w:proofErr w:type="spellStart"/>
+      <w:proofErr w:type="gramStart"/>
+      <w:r>
+        <w:rPr>
+          <w:b/>
+          <w:bCs/>
+          <w:sz w:val="32"/>
+          <w:szCs w:val="32"/>
+        </w:rPr>
+        <w:t>random.randint</w:t>
+      </w:r>
+      <w:proofErr w:type="spellEnd"/>
+      <w:proofErr w:type="gramEnd"/>
+      <w:r>
+        <w:rPr>
+          <w:b/>
+          <w:bCs/>
+          <w:sz w:val="32"/>
+          <w:szCs w:val="32"/>
+        </w:rPr>
+        <w:t>(1, 10)</w:t>
+      </w:r>
+    </w:p>
+    <w:p>
+      <w:pPr>
+        <w:rPr>
+          <w:b/>
+          <w:bCs/>
+          <w:sz w:val="32"/>
+          <w:szCs w:val="32"/>
+        </w:rPr>
+      </w:pPr>
+    </w:p>
+    <w:p>
+      <w:pPr>
+        <w:rPr>
+          <w:b/>
+          <w:bCs/>
+          <w:sz w:val="32"/>
+          <w:szCs w:val="32"/>
+        </w:rPr>
+      </w:pPr>
+      <w:proofErr w:type="gramStart"/>
+      <w:r>
+        <w:rPr>
+          <w:b/>
+          <w:bCs/>
+          <w:sz w:val="32"/>
+          <w:szCs w:val="32"/>
+        </w:rPr>
+        <w:t>print(</w:t>
+      </w:r>
+      <w:proofErr w:type="gramEnd"/>
+      <w:r>
+        <w:rPr>
+          <w:b/>
+          <w:bCs/>
+          <w:sz w:val="32"/>
+          <w:szCs w:val="32"/>
+        </w:rPr>
+        <w:t>"Welcome to the Number Guessing Game!")</w:t>
+      </w:r>
+    </w:p>
+    <w:p>
+      <w:pPr>
+        <w:rPr>
+          <w:b/>
+          <w:bCs/>
+          <w:sz w:val="32"/>
+          <w:szCs w:val="32"/>
+        </w:rPr>
+      </w:pPr>
+      <w:proofErr w:type="gramStart"/>
+      <w:r>
+        <w:rPr>
+          <w:b/>
+          <w:bCs/>
+          <w:sz w:val="32"/>
+          <w:szCs w:val="32"/>
+        </w:rPr>
+        <w:t>print(</w:t>
+      </w:r>
+      <w:proofErr w:type="gramEnd"/>
+      <w:r>
+        <w:rPr>
+          <w:b/>
+          <w:bCs/>
+          <w:sz w:val="32"/>
+          <w:szCs w:val="32"/>
+        </w:rPr>
+        <w:t>"Guess a number between 1 and 10")</w:t>
+      </w:r>
+    </w:p>
+    <w:p>
+      <w:pPr>
+        <w:rPr>
+          <w:b/>
+          <w:bCs/>
+          <w:sz w:val="32"/>
+          <w:szCs w:val="32"/>
+        </w:rPr>
+      </w:pPr>
+    </w:p>
+    <w:p>
+      <w:pPr>
+        <w:rPr>
+          <w:b/>
+          <w:bCs/>
+          <w:sz w:val="32"/>
+          <w:szCs w:val="32"/>
+        </w:rPr>
+      </w:pPr>
+      <w:r>
+        <w:rPr>
+          <w:b/>
+          <w:bCs/>
+          <w:sz w:val="32"/>
+          <w:szCs w:val="32"/>
+        </w:rPr>
+        <w:lastRenderedPageBreak/>
         <w:t>while True:</w:t>
       </w:r>
     </w:p>
@@ -282,50 +444,95 @@
         <w:rPr>
           <w:b/>
           <w:bCs/>
-        </w:rPr>
-      </w:pPr>
-      <w:r>
-        <w:rPr>
-          <w:b/>
-          <w:bCs/>
-        </w:rPr>
-        <w:t>    guess = int(input("Enter your guess: "))</w:t>
-      </w:r>
-    </w:p>
-    <w:p>
-      <w:pPr>
-        <w:rPr>
-          <w:b/>
-          <w:bCs/>
-        </w:rPr>
-      </w:pPr>
-    </w:p>
-    <w:p>
-      <w:pPr>
-        <w:rPr>
-          <w:b/>
-          <w:bCs/>
-        </w:rPr>
-      </w:pPr>
-      <w:r>
-        <w:rPr>
-          <w:b/>
-          <w:bCs/>
-        </w:rPr>
-        <w:t>    # TODO: Compare guess with secret_number</w:t>
-      </w:r>
-    </w:p>
-    <w:p>
-      <w:pPr>
-        <w:rPr>
-          <w:b/>
-          <w:bCs/>
-        </w:rPr>
-      </w:pPr>
-      <w:r>
-        <w:rPr>
-          <w:b/>
-          <w:bCs/>
+          <w:sz w:val="32"/>
+          <w:szCs w:val="32"/>
+        </w:rPr>
+      </w:pPr>
+      <w:r>
+        <w:rPr>
+          <w:b/>
+          <w:bCs/>
+          <w:sz w:val="32"/>
+          <w:szCs w:val="32"/>
+        </w:rPr>
+        <w:t xml:space="preserve">    guess = </w:t>
+      </w:r>
+      <w:proofErr w:type="gramStart"/>
+      <w:r>
+        <w:rPr>
+          <w:b/>
+          <w:bCs/>
+          <w:sz w:val="32"/>
+          <w:szCs w:val="32"/>
+        </w:rPr>
+        <w:t>int(input(</w:t>
+      </w:r>
+      <w:proofErr w:type="gramEnd"/>
+      <w:r>
+        <w:rPr>
+          <w:b/>
+          <w:bCs/>
+          <w:sz w:val="32"/>
+          <w:szCs w:val="32"/>
+        </w:rPr>
+        <w:t>"Enter your guess: "))</w:t>
+      </w:r>
+    </w:p>
+    <w:p>
+      <w:pPr>
+        <w:rPr>
+          <w:b/>
+          <w:bCs/>
+          <w:sz w:val="32"/>
+          <w:szCs w:val="32"/>
+        </w:rPr>
+      </w:pPr>
+    </w:p>
+    <w:p>
+      <w:pPr>
+        <w:rPr>
+          <w:b/>
+          <w:bCs/>
+          <w:sz w:val="32"/>
+          <w:szCs w:val="32"/>
+        </w:rPr>
+      </w:pPr>
+      <w:r>
+        <w:rPr>
+          <w:b/>
+          <w:bCs/>
+          <w:sz w:val="32"/>
+          <w:szCs w:val="32"/>
+        </w:rPr>
+        <w:t xml:space="preserve">    # TODO: Compare guess with </w:t>
+      </w:r>
+      <w:proofErr w:type="spellStart"/>
+      <w:r>
+        <w:rPr>
+          <w:b/>
+          <w:bCs/>
+          <w:sz w:val="32"/>
+          <w:szCs w:val="32"/>
+        </w:rPr>
+        <w:t>secret_number</w:t>
+      </w:r>
+      <w:proofErr w:type="spellEnd"/>
+    </w:p>
+    <w:p>
+      <w:pPr>
+        <w:rPr>
+          <w:b/>
+          <w:bCs/>
+          <w:sz w:val="32"/>
+          <w:szCs w:val="32"/>
+        </w:rPr>
+      </w:pPr>
+      <w:r>
+        <w:rPr>
+          <w:b/>
+          <w:bCs/>
+          <w:sz w:val="32"/>
+          <w:szCs w:val="32"/>
         </w:rPr>
         <w:t>    # TODO: Print appropriate messa</w:t>
       </w:r>
@@ -333,6 +540,8 @@
         <w:rPr>
           <w:b/>
           <w:bCs/>
+          <w:sz w:val="32"/>
+          <w:szCs w:val="32"/>
         </w:rPr>
         <w:t>ge</w:t>
       </w:r>
@@ -1071,6 +1280,7 @@
   <w:style w:type="character" w:default="1" w:styleId="DefaultParagraphFont">
     <w:name w:val="Default Paragraph Font"/>
     <w:uiPriority w:val="1"/>
+    <w:semiHidden/>
     <w:unhideWhenUsed/>
   </w:style>
   <w:style w:type="table" w:default="1" w:styleId="TableNormal">
